--- a/docs/TD/TD2-Correction.docx
+++ b/docs/TD/TD2-Correction.docx
@@ -321,14 +321,14 @@
       <w:r>
         <w:drawing>
           <wp:inline>
-            <wp:extent cx="4267200" cy="3019024"/>
+            <wp:extent cx="4267200" cy="4267200"/>
             <wp:effectExtent b="0" l="0" r="0" t="0"/>
             <wp:docPr descr="" title="" id="33" name="Picture"/>
             <a:graphic>
               <a:graphicData uri="http://schemas.openxmlformats.org/drawingml/2006/picture">
                 <pic:pic>
                   <pic:nvPicPr>
-                    <pic:cNvPr descr="TD2/E3-correction-1.png" id="34" name="Picture"/>
+                    <pic:cNvPr descr="TD2/Perforatrice-00.jpeg" id="34" name="Picture"/>
                     <pic:cNvPicPr>
                       <a:picLocks noChangeArrowheads="1" noChangeAspect="1"/>
                     </pic:cNvPicPr>
@@ -342,7 +342,7 @@
                   <pic:spPr bwMode="auto">
                     <a:xfrm>
                       <a:off x="0" y="0"/>
-                      <a:ext cx="4267200" cy="3019024"/>
+                      <a:ext cx="4267200" cy="4267200"/>
                     </a:xfrm>
                     <a:prstGeom prst="rect">
                       <a:avLst/>
